--- a/보관본/러시아 인권변호사/Word/1부/1부_8화_크릴로프의_그림자.docx
+++ b/보관본/러시아 인권변호사/Word/1부/1부_8화_크릴로프의_그림자.docx
@@ -3167,7 +3167,7 @@
           <w:i w:val="0"/>
           <w:sz w:val="22"/>
         </w:rPr>
-        <w:t xml:space="preserve"> — 이반 카라마조프가 지어낸 대심문관이 인간을 다스리는 세 가지 힘으로 꼽은 말. 장면 5에서 크릴로프가 “사람들에게 필요한 것은 진실이 아니라 기적, 신비, 권위”라며 자신의 통치관을 드러낸다. 비코프는 “대심문관은 마지막에 입맞춤을 받고 죄수를 풀어 주었다, 거기까지 읽었나”라고 되받아, 권력자 안에 남은 양심의 가능성(2부 7화 크릴로프의 인간적 면모)을 건드린다.</w:t>
+        <w:t xml:space="preserve"> — 한국어 해설: 이반 카라마조프가 지어낸 대심문관이 인간을 다스리는 세 가지 힘으로 꼽은 말. 장면 5에서 크릴로프가 “사람들에게 필요한 것은 진실이 아니라 기적, 신비, 권위”라며 자신의 통치관을 드러낸다. 비코프는 “대심문관은 마지막에 입맞춤을 받고 죄수를 풀어 주었다, 거기까지 읽었나”라고 되받아, 권력자 안에 남은 양심의 가능성(2부 7화 크릴로프의 인간적 면모)을 건드린다.</w:t>
       </w:r>
     </w:p>
     <w:p>
@@ -3190,7 +3190,7 @@
           <w:i w:val="0"/>
           <w:sz w:val="22"/>
         </w:rPr>
-        <w:t xml:space="preserve"> — 장면 6에서 비코프가 우화 작가와 성이 같은 크릴로프 장군과의 면담을 요약하며 인용한다. 아무리 도덕을 설파해도 권력은 듣기만 하고 제 할 일을 계속한다는 뜻. 단, “СИЗО의 심부전” 한마디에 그가 “씹기를 멈췄다”는 관찰이 9~11화 비코프의 운명을 예고한다.</w:t>
+        <w:t xml:space="preserve"> — 한국어 해설: 장면 6에서 비코프가 우화 작가와 성이 같은 크릴로프 장군과의 면담을 요약하며 인용한다. 아무리 도덕을 설파해도 권력은 듣기만 하고 제 할 일을 계속한다는 뜻. 단, “СИЗО의 심부전” 한마디에 그가 “씹기를 멈췄다”는 관찰이 9~11화 비코프의 운명을 예고한다.</w:t>
       </w:r>
     </w:p>
     <w:p>
